--- a/RESEAU_LOCAL_ET_SECURITE/TP-Final/420-2C5-JR_Travail final - Partie 1.docx
+++ b/RESEAU_LOCAL_ET_SECURITE/TP-Final/420-2C5-JR_Travail final - Partie 1.docx
@@ -77,7 +77,21 @@
         <w:rPr>
           <w:lang w:val="fr-CA"/>
         </w:rPr>
-        <w:t xml:space="preserve">Vous devez créer un réseau dans Packet Tracer afin de répondre aux critères énoncés dans le document. Votre réseau </w:t>
+        <w:t xml:space="preserve">Vous devez créer un réseau dans </w:t>
+      </w:r>
+      <w:proofErr w:type="spellStart"/>
+      <w:r>
+        <w:rPr>
+          <w:lang w:val="fr-CA"/>
+        </w:rPr>
+        <w:t>Packet</w:t>
+      </w:r>
+      <w:proofErr w:type="spellEnd"/>
+      <w:r>
+        <w:rPr>
+          <w:lang w:val="fr-CA"/>
+        </w:rPr>
+        <w:t xml:space="preserve"> Tracer afin de répondre aux critères énoncés dans le document. Votre réseau </w:t>
       </w:r>
       <w:r>
         <w:rPr>
@@ -779,7 +793,21 @@
         <w:rPr>
           <w:lang w:val="fr-CA"/>
         </w:rPr>
-        <w:t>Dans votre fichier Packet tracer, a</w:t>
+        <w:t xml:space="preserve">Dans votre fichier </w:t>
+      </w:r>
+      <w:proofErr w:type="spellStart"/>
+      <w:r>
+        <w:rPr>
+          <w:lang w:val="fr-CA"/>
+        </w:rPr>
+        <w:t>Packet</w:t>
+      </w:r>
+      <w:proofErr w:type="spellEnd"/>
+      <w:r>
+        <w:rPr>
+          <w:lang w:val="fr-CA"/>
+        </w:rPr>
+        <w:t xml:space="preserve"> tracer, a</w:t>
       </w:r>
       <w:r>
         <w:rPr>
@@ -857,7 +885,21 @@
         <w:rPr>
           <w:lang w:val="fr-CA"/>
         </w:rPr>
-        <w:t xml:space="preserve">votre fichier Packet Tracer </w:t>
+        <w:t xml:space="preserve">votre fichier </w:t>
+      </w:r>
+      <w:proofErr w:type="spellStart"/>
+      <w:r>
+        <w:rPr>
+          <w:lang w:val="fr-CA"/>
+        </w:rPr>
+        <w:t>Packet</w:t>
+      </w:r>
+      <w:proofErr w:type="spellEnd"/>
+      <w:r>
+        <w:rPr>
+          <w:lang w:val="fr-CA"/>
+        </w:rPr>
+        <w:t xml:space="preserve"> Tracer </w:t>
       </w:r>
       <w:r>
         <w:rPr>
@@ -976,7 +1018,21 @@
         <w:rPr>
           <w:lang w:val="fr-CA"/>
         </w:rPr>
-        <w:t>votre fichier Packet Tracer</w:t>
+        <w:t xml:space="preserve">votre fichier </w:t>
+      </w:r>
+      <w:proofErr w:type="spellStart"/>
+      <w:r>
+        <w:rPr>
+          <w:lang w:val="fr-CA"/>
+        </w:rPr>
+        <w:t>Packet</w:t>
+      </w:r>
+      <w:proofErr w:type="spellEnd"/>
+      <w:r>
+        <w:rPr>
+          <w:lang w:val="fr-CA"/>
+        </w:rPr>
+        <w:t xml:space="preserve"> Tracer</w:t>
       </w:r>
       <w:r>
         <w:rPr>
@@ -2521,7 +2577,21 @@
         <w:rPr>
           <w:lang w:val="fr-CA"/>
         </w:rPr>
-        <w:t xml:space="preserve">(Packet Tracer </w:t>
+        <w:t>(</w:t>
+      </w:r>
+      <w:proofErr w:type="spellStart"/>
+      <w:r>
+        <w:rPr>
+          <w:lang w:val="fr-CA"/>
+        </w:rPr>
+        <w:t>Packet</w:t>
+      </w:r>
+      <w:proofErr w:type="spellEnd"/>
+      <w:r>
+        <w:rPr>
+          <w:lang w:val="fr-CA"/>
+        </w:rPr>
+        <w:t xml:space="preserve"> Tracer </w:t>
       </w:r>
       <w:r>
         <w:rPr>
@@ -5513,13 +5583,7 @@
         <w:rPr>
           <w:lang w:val="fr-CA"/>
         </w:rPr>
-        <w:t>T</w:t>
-      </w:r>
-      <w:r>
-        <w:rPr>
-          <w:lang w:val="fr-CA"/>
-        </w:rPr>
-        <w:t>rouver le bon réseau à utiliser à l’aide du calculateur d’adresses IP</w:t>
+        <w:t>Trouver le bon réseau à utiliser à l’aide du calculateur d’adresses IP</w:t>
       </w:r>
     </w:p>
     <w:p>
@@ -12747,7 +12811,12 @@
 </file>
 
 <file path=customXml/item1.xml><?xml version="1.0" encoding="utf-8"?>
-<b:Sources xmlns:b="http://schemas.openxmlformats.org/officeDocument/2006/bibliography" xmlns="http://schemas.openxmlformats.org/officeDocument/2006/bibliography" SelectedStyle="\APASixthEditionOfficeOnline.xsl" StyleName="APA" Version="6"/>
+<?mso-contentType ?>
+<FormTemplates xmlns="http://schemas.microsoft.com/sharepoint/v3/contenttype/forms">
+  <Display>DocumentLibraryForm</Display>
+  <Edit>DocumentLibraryForm</Edit>
+  <New>DocumentLibraryForm</New>
+</FormTemplates>
 </file>
 
 <file path=customXml/item2.xml><?xml version="1.0" encoding="utf-8"?>
@@ -12940,12 +13009,7 @@
 </file>
 
 <file path=customXml/item3.xml><?xml version="1.0" encoding="utf-8"?>
-<?mso-contentType ?>
-<FormTemplates xmlns="http://schemas.microsoft.com/sharepoint/v3/contenttype/forms">
-  <Display>DocumentLibraryForm</Display>
-  <Edit>DocumentLibraryForm</Edit>
-  <New>DocumentLibraryForm</New>
-</FormTemplates>
+<b:Sources xmlns:b="http://schemas.openxmlformats.org/officeDocument/2006/bibliography" xmlns="http://schemas.openxmlformats.org/officeDocument/2006/bibliography" SelectedStyle="\APASixthEditionOfficeOnline.xsl" StyleName="APA" Version="6"/>
 </file>
 
 <file path=customXml/item4.xml><?xml version="1.0" encoding="utf-8"?>
@@ -12960,21 +13024,36 @@
 </file>
 
 <file path=customXml/itemProps1.xml><?xml version="1.0" encoding="utf-8"?>
-<ds:datastoreItem xmlns:ds="http://schemas.openxmlformats.org/officeDocument/2006/customXml" ds:itemID="{646CAE61-0423-4C16-8821-E473FD20B846}">
+<ds:datastoreItem xmlns:ds="http://schemas.openxmlformats.org/officeDocument/2006/customXml" ds:itemID="{6D2856F4-E4E4-4CA5-B584-74407C4C36D7}">
   <ds:schemaRefs>
-    <ds:schemaRef ds:uri="http://schemas.openxmlformats.org/officeDocument/2006/bibliography"/>
+    <ds:schemaRef ds:uri="http://schemas.microsoft.com/sharepoint/v3/contenttype/forms"/>
   </ds:schemaRefs>
 </ds:datastoreItem>
 </file>
 
 <file path=customXml/itemProps2.xml><?xml version="1.0" encoding="utf-8"?>
-<ds:datastoreItem xmlns:ds="http://schemas.openxmlformats.org/officeDocument/2006/customXml" ds:itemID="{3D294E56-D931-47CD-B61E-2694B894A8C8}"/>
+<ds:datastoreItem xmlns:ds="http://schemas.openxmlformats.org/officeDocument/2006/customXml" ds:itemID="{3D294E56-D931-47CD-B61E-2694B894A8C8}">
+  <ds:schemaRefs>
+    <ds:schemaRef ds:uri="http://schemas.microsoft.com/office/2006/metadata/contentType"/>
+    <ds:schemaRef ds:uri="http://schemas.microsoft.com/office/2006/metadata/properties/metaAttributes"/>
+    <ds:schemaRef ds:uri="http://www.w3.org/2001/XMLSchema"/>
+    <ds:schemaRef ds:uri="http://schemas.microsoft.com/office/2006/metadata/properties"/>
+    <ds:schemaRef ds:uri="3c67b34e-3a70-4c82-a88a-c9ff4020302e"/>
+    <ds:schemaRef ds:uri="b34e80cf-1934-4719-b55f-e2e975c926d7"/>
+    <ds:schemaRef ds:uri="http://schemas.microsoft.com/office/2006/documentManagement/types"/>
+    <ds:schemaRef ds:uri="http://schemas.microsoft.com/office/infopath/2007/PartnerControls"/>
+    <ds:schemaRef ds:uri="http://schemas.openxmlformats.org/package/2006/metadata/core-properties"/>
+    <ds:schemaRef ds:uri="http://purl.org/dc/elements/1.1/"/>
+    <ds:schemaRef ds:uri="http://purl.org/dc/terms/"/>
+    <ds:schemaRef ds:uri="http://schemas.microsoft.com/internal/obd"/>
+  </ds:schemaRefs>
+</ds:datastoreItem>
 </file>
 
 <file path=customXml/itemProps3.xml><?xml version="1.0" encoding="utf-8"?>
-<ds:datastoreItem xmlns:ds="http://schemas.openxmlformats.org/officeDocument/2006/customXml" ds:itemID="{6D2856F4-E4E4-4CA5-B584-74407C4C36D7}">
+<ds:datastoreItem xmlns:ds="http://schemas.openxmlformats.org/officeDocument/2006/customXml" ds:itemID="{646CAE61-0423-4C16-8821-E473FD20B846}">
   <ds:schemaRefs>
-    <ds:schemaRef ds:uri="http://schemas.microsoft.com/sharepoint/v3/contenttype/forms"/>
+    <ds:schemaRef ds:uri="http://schemas.openxmlformats.org/officeDocument/2006/bibliography"/>
   </ds:schemaRefs>
 </ds:datastoreItem>
 </file>
@@ -12984,6 +13063,8 @@
   <ds:schemaRefs>
     <ds:schemaRef ds:uri="http://schemas.microsoft.com/office/2006/metadata/properties"/>
     <ds:schemaRef ds:uri="http://schemas.microsoft.com/office/infopath/2007/PartnerControls"/>
+    <ds:schemaRef ds:uri="b34e80cf-1934-4719-b55f-e2e975c926d7"/>
+    <ds:schemaRef ds:uri="3c67b34e-3a70-4c82-a88a-c9ff4020302e"/>
   </ds:schemaRefs>
 </ds:datastoreItem>
 </file>
